--- a/examples/transf/doc/43-smoothing-generic.docx
+++ b/examples/transf/doc/43-smoothing-generic.docx
@@ -55,6 +55,18 @@
           <w:rStyle w:val="VerbatimChar"/>
         </w:rPr>
         <w:t xml:space="preserve">smoothing_freq</w:t>
+      </w:r>
+      <w:r>
+        <w:t xml:space="preserve">,</w:t>
+      </w:r>
+      <w:r>
+        <w:t xml:space="preserve"> </w:t>
+      </w:r>
+      <w:r>
+        <w:rPr>
+          <w:rStyle w:val="VerbatimChar"/>
+        </w:rPr>
+        <w:t xml:space="preserve">smoothing_quantization</w:t>
       </w:r>
       <w:r>
         <w:t xml:space="preserve">, and</w:t>
